--- a/docs/exposition/downloads/CTM_analysis_el.docx
+++ b/docs/exposition/downloads/CTM_analysis_el.docx
@@ -27,7 +27,7 @@
       <w:r>
         <w:t>Εγχείρημα: Προς τους Χριστιανούς του Τρίτου Χιλιετηρίου</w:t>
         <w:br/>
-        <w:t>Συγγραφέας: Ιεροδιάκονος Παντελεήμων (Ατζιντζάλ)</w:t>
+        <w:t>Συγγραφέας: ιεροδιάκονος Παντελεήμων (Ατζιντζάλ)</w:t>
         <w:br/>
         <w:t>Παρουσίαση και ανάλυση με τη συνδρομή του ChatGPT</w:t>
       </w:r>
@@ -380,10 +380,7 @@
     </w:p>
     <w:p>
       <w:r>
-        <w:rPr>
-          <w:b w:val="0"/>
-        </w:rPr>
-        <w:t>Θεωρώ ότι το σημαντικότερο επίτευγμα του εγχειρήματος είναι η σύνδεση τριών ερωτημάτων που εύκολα συζητούνται χωριστά: από τι ζει ο άνθρωπος, μπορεί να απαντήσει ο ίδιος και ποιες κοινωνικές συνθήκες καθιστούν δυνατή αυτή την απάντηση. Η κύρια δυσκολία βρίσκεται στην απόδειξη των μεταβάσεων μεταξύ αυτών των ερωτημάτων. Η αδυναμία απόλυτης αυτοθεμελίωσης απαιτεί ακόμη μια ιδιαίτερη μετάβαση προς τον προσωπικό Θεό· η δομική αναλογία με την Τριάδα χρειάζεται έλεγχο· μια ισχυρή διάγνωση της ανθρώπινης πρακτικής δεν αποτελεί απόδειξη της σωτηρίας.</w:t>
+        <w:t>Ένα από τα ουσιαστικά επιτεύγματα του εγχειρήματος είναι η σύνδεση τριών ερωτημάτων που συχνά εξετάζονται χωριστά: από τι ζει ο άνθρωπος, μπορεί να γίνει φορέας της πατρότητας της δικής του απάντησης και ποιες κοινωνικές συνθήκες καθιστούν δυνατή αυτή την απάντηση. Η κύρια δυσκολία βρίσκεται στην απόδειξη των μεταβάσεων μεταξύ αυτών των ερωτημάτων. Η αδυναμία απόλυτης αυτοθεμελίωσης απαιτεί ακόμη μια ιδιαίτερη μετάβαση προς τον προσωπικό Θεό· η δομική αναλογία με την Τριάδα χρειάζεται έλεγχο· μια ισχυρή διάγνωση της ανθρώπινης πρακτικής δεν αποτελεί απόδειξη της σωτηρίας.</w:t>
       </w:r>
     </w:p>
     <w:p>
@@ -528,10 +525,7 @@
     </w:p>
     <w:p>
       <w:r>
-        <w:rPr>
-          <w:b w:val="0"/>
-        </w:rPr>
-        <w:t>Αυτό διευρύνει το ερώτημα της αλήθειας, αλλά δεν καταργεί την ακρίβεια των διατυπώσεων. Αν τα γεγονότα είναι λανθασμένα, η προθυμία να ζει κανείς «σύμφωνα με την αλήθεια» μπορεί να σημαίνει απλώς συνεπή προσήλωση στην πλάνη. Μια ισχυρή ανάγνωση του ΧΤΧ συνδέει, επομένως, την ελεγξιμότητα των κρίσεων με την υπαρξιακή ετοιμότητα αποδοχής των συνεπειών τους. Στον τόμο III αυτή η σύνδεση προστατεύεται από την απαίτηση να διακρίνονται γεγονός, ερμηνεία, κανόνας, σχέδιο και πρόβλεψη.</w:t>
+        <w:t>Αυτό διευρύνει το ερώτημα της αλήθειας, αλλά δεν καταργεί την ακρίβεια των διατυπώσεων. Αν τα γεγονότα είναι λανθασμένα, η προθυμία να ζει κανείς «σύμφωνα με την αλήθεια» μπορεί να σημαίνει απλώς συνεπή προσήλωση στην πλάνη. Σύμφωνα με την ερμηνεία που προτείνεται εδώ, το ΧΤΧ συνδέει, επομένως, την ελεγξιμότητα των κρίσεων με την υπαρξιακή ετοιμότητα αποδοχής των συνεπειών τους. Στον τόμο III αυτή η σύνδεση προστατεύεται από την απαίτηση να διακρίνονται γεγονός, ερμηνεία, κανόνας, σχέδιο και πρόβλεψη.</w:t>
       </w:r>
     </w:p>
     <w:p>
@@ -666,10 +660,7 @@
     </w:p>
     <w:p>
       <w:r>
-        <w:rPr>
-          <w:b w:val="0"/>
-        </w:rPr>
-        <w:t>Η διάκριση αυτή είναι αναγκαία και για την κατανόηση της εικόνας του Θεού. Η δυνατότητα απάντησης δεν εξαφανίζεται αυτόματα με μια λανθασμένη απάντηση· διαφορετικά, η ευθύνη για το κακό θα γινόταν ακατανόητη. Πρέπει να διακρίνουμε την ύπαρξη της ικανότητας, την πραγματική ενεργοποίησή της και την ποιότητα της κατεύθυνσης. Παράλληλα, αρκετές διατυπώσεις του τόμου I χρησιμοποιούν την «υποκειμενότητα» με αυστηρότερη, κανονιστικά φορτισμένη σημασία: ως ήδη ορθή σχέση με την Πραγματικότητα. Πρόκειται για ουσιαστική μετατόπιση έμφασης, στην οποία θα επιστρέψουμε στο κριτικό μέρος. [III, §§11–13, 125· II, «Οντογένεση της υποκειμενότητας», §15.]</w:t>
+        <w:t>Η διάκριση αυτή είναι αναγκαία και για την κατανόηση της εικόνας του Θεού. Η δυνατότητα απάντησης δεν εξαφανίζεται αυτόματα με μια λανθασμένη απάντηση· διαφορετικά, η ευθύνη για το κακό θα γινόταν ακατανόητη. Πρέπει να διακρίνονται την ύπαρξη της ικανότητας, την πραγματική ενεργοποίησή της και την ποιότητα της κατεύθυνσης. Παράλληλα, αρκετές διατυπώσεις του τόμου I χρησιμοποιούν την «υποκειμενότητα» με αυστηρότερη, κανονιστικά φορτισμένη σημασία: ως ήδη ορθή σχέση με την Πραγματικότητα. Πρόκειται για ουσιαστική μετατόπιση έμφασης, η οποία εξετάζεται στο κριτικό μέρος. [III, §§11–13, 125· II, «Οντογένεση της υποκειμενότητας», §15.]</w:t>
       </w:r>
     </w:p>
     <w:p>
@@ -944,10 +935,7 @@
     </w:p>
     <w:p>
       <w:r>
-        <w:rPr>
-          <w:b w:val="0"/>
-        </w:rPr>
-        <w:t>Η αποδοχή του εαυτού σε αυτή τη διαδικασία δεν σημαίνει αυτάρεσκη ικανοποίηση. Ο άνθρωπος αποδέχεται τον φορέα της ιστορίας του για να μπορέσει να τη συνεχίσει και να τη μεταβάλει. Η ταυτότητα προκύπτει ως συνέχεια της απάντησης: καθώς αλλάζω, μπορώ να αναγνωρίσω μια προηγούμενη πράξη ως δική μου, να διορθώσω τις συνέπειές της και να μην αποδώσω το παρελθόν σε κάποιον ξένο άνθρωπο που υποτίθεται ότι ήμουν προηγουμένως.</w:t>
+        <w:t>Η αποδοχή του εαυτού σε αυτή τη διαδικασία δεν σημαίνει αυτάρεσκη ικανοποίηση. Ο άνθρωπος αποδέχεται τον φορέα της ιστορίας του για να μπορέσει να τη συνεχίσει και να τη μεταβάλει. Η ταυτότητα προκύπτει ως συνέχεια της απάντησης: καθώς αλλάζει, ο άνθρωπος μπορεί να αναγνωρίσει μια προηγούμενη πράξη ως δική του, να διορθώσει τις συνέπειές της και να μην αποδώσει το παρελθόν σε κάποιον ξένο άνθρωπο που υποτίθεται ότι ήταν προηγουμένως.</w:t>
       </w:r>
     </w:p>
     <w:p>
@@ -1212,10 +1200,7 @@
     </w:p>
     <w:p>
       <w:r>
-        <w:rPr>
-          <w:b w:val="0"/>
-        </w:rPr>
-        <w:t>Μια από τις πιο ουσιαστικές διατυπώσεις του τόμου II διακρίνει την απολυτότητα του Θεού από την απόλυτη σημασία του προσώπου για τον Θεό. Ο άνθρωπος είναι πεπερασμένος και κτιστός. Αλλά η περατότητά του δεν σημαίνει ότι είναι αντικαταστάσιμος ή ότι μπορεί να θυσιαστεί ως αναλώσιμο υλικό σε μια απρόσωπη ολότητα.</w:t>
+        <w:t>Ο τόμος II διακρίνει την απολυτότητα του Θεού από την απόλυτη σημασία του προσώπου για τον Θεό. Ο άνθρωπος είναι πεπερασμένος και κτιστός. Αλλά η περατότητά του δεν σημαίνει ότι είναι αντικαταστάσιμος ή ότι μπορεί να θυσιαστεί ως αναλώσιμο υλικό σε μια απρόσωπη ολότητα.</w:t>
       </w:r>
     </w:p>
     <w:p>
@@ -1228,10 +1213,7 @@
     </w:p>
     <w:p>
       <w:r>
-        <w:rPr>
-          <w:b w:val="0"/>
-        </w:rPr>
-        <w:t>Εδώ το ΧΤΧ προτείνει ισχυρό θεολογικό θεμέλιο του αναντικατάστατου χαρακτήρα του προσώπου. Όμως η θέση ότι κανένα άλλο φιλοσοφικό θεμέλιο αυτού του χαρακτήρα δεν είναι δυνατό θα ήταν ιδιαίτερος και ευρύτερος ισχυρισμός. Για την τεκμηρίωσή του δεν αρκεί να δειχθεί η ισχύς της χριστιανικής λύσης: πρέπει να εξεταστούν τα ανταγωνιστικά επιχειρήματα. [II, «Εσχατολογική υποκειμενότητα», §§11–12.]</w:t>
+        <w:t>Στο πλαίσιο των χριστιανικών προϋποθέσεών του, το ΧΤΧ προτείνει εδώ θεολογική θεμελίωση του αναντικατάστατου χαρακτήρα του προσώπου. Όμως η θέση ότι κανένα άλλο φιλοσοφικό θεμέλιο αυτού του χαρακτήρα δεν είναι δυνατό θα ήταν ιδιαίτερος και ευρύτερος ισχυρισμός. Για την τεκμηρίωσή του δεν αρκεί να δειχθεί η ισχύς της χριστιανικής λύσης: πρέπει να εξεταστούν τα ανταγωνιστικά επιχειρήματα. [II, «Εσχατολογική υποκειμενότητα», §§11–12.]</w:t>
       </w:r>
     </w:p>
     <w:p>
@@ -1286,10 +1268,7 @@
     </w:p>
     <w:p>
       <w:r>
-        <w:rPr>
-          <w:b w:val="0"/>
-        </w:rPr>
-        <w:t>Ο Σταυρός κατέχει κεντρική θέση στο ΧΤΧ επειδή χωρίζει την πιστότητα στην αλήθεια από την εγγύηση προσωπικής επιτυχίας. Αν αληθινό θεωρείται μόνο ό,τι διατηρεί τη δύναμη, το κύρος και την ασφάλειά μου, παραμένω εγώ το ύστατο θεμέλιο. Η πρακτική του Σταυρού σημαίνει τη δυνατότητα παραίτησης από αυτόν τον όρο.</w:t>
+        <w:t>Ο Σταυρός κατέχει κεντρική θέση στο ΧΤΧ επειδή χωρίζει την πιστότητα στην αλήθεια από την εγγύηση προσωπικής επιτυχίας. Αν ο άνθρωπος θεωρεί αληθινό μόνο ό,τι διατηρεί τη δύναμη, το κύρος και την ασφάλειά του, εξακολουθεί να θεωρεί τον εαυτό του ύστατο θεμέλιο. Η πρακτική του Σταυρού σημαίνει τη δυνατότητα παραίτησης από αυτόν τον όρο.</w:t>
       </w:r>
     </w:p>
     <w:p>
@@ -1408,10 +1387,7 @@
     </w:p>
     <w:p>
       <w:r>
-        <w:rPr>
-          <w:b w:val="0"/>
-        </w:rPr>
-        <w:t>Η ανταγωνιστική οντολογία κατανοεί το είναι ως αγώνα για διατήρηση, υπεροχή και έλεγχο. Σε έναν τέτοιο κόσμο ακόμη και ο Θεός μπορεί να νοείται ως ο ισχυρότερος συμμετέχων, από τον οποίο αναμένεται η νίκη της δικής μας πλευράς. Η αλληλέγγυα οντολογία προϋποθέτει διαφορετικό τύπο σχέσης: η πληρότητα του ενός δεν πρέπει να πραγματοποιείται μέσω της εξόντωσης του άλλου. Η ταπείνωση συνδέεται εδώ με την άρνηση οικειοποίησης του κέντρου του είναι, ενώ η προσήλωση στον σκοπό με την ετοιμότητα πραγματικής εισόδου σε άλλη σχέση με τη ζωή.</w:t>
+        <w:t>Η ανταγωνιστική οντολογία κατανοεί το είναι ως αγώνα για διατήρηση, υπεροχή και έλεγχο. Σε έναν τέτοιο κόσμο ακόμη και ο Θεός μπορεί να νοείται ως ο ισχυρότερος συμμετέχων, από τον οποίο αναμένεται η νίκη της δικής του πλευράς. Η αλληλέγγυα οντολογία προϋποθέτει διαφορετικό τύπο σχέσης: η πληρότητα του ενός δεν πρέπει να πραγματοποιείται μέσω της εξόντωσης του άλλου. Η ταπείνωση συνδέεται εδώ με την άρνηση οικειοποίησης του κέντρου του είναι, ενώ η προσήλωση στον σκοπό με την ετοιμότητα πραγματικής εισόδου σε άλλη σχέση με τη ζωή.</w:t>
       </w:r>
     </w:p>
     <w:p>
@@ -1474,10 +1450,7 @@
     </w:p>
     <w:p>
       <w:r>
-        <w:rPr>
-          <w:b w:val="0"/>
-        </w:rPr>
-        <w:t>Η οντολογική επικοινωνία αρχίζει εκεί όπου ο άλλος μπορεί όχι μόνο να μου μεταδώσει πληροφορίες, αλλά και να μεταβάλει τα θεμέλια της κατανόησής μου. Αναγνωρίζω ότι δεν υπάρχει ως χαρακτήρας μέσα στη δική μου εικόνα του κόσμου. Η απάντησή του μπορεί να αποκαλύψει κάτι που δεν χωρά στον χάρτη μου.</w:t>
+        <w:t>Η οντολογική επικοινωνία αρχίζει εκεί όπου η συνάντηση με τον άλλον μπορεί όχι μόνο να προσφέρει νέες πληροφορίες, αλλά και να μεταβάλει τα θεμέλια της κατανόησης ενός ανθρώπου. Αυτό απαιτεί την αναγνώριση της αυτοτελούς πραγματικότητας του συνομιλητή, η οποία δεν ανάγεται στη θέση του μέσα στην εικόνα του κόσμου αυτού του ανθρώπου. Η απάντηση του άλλου μπορεί να αποκαλύψει κάτι που δεν χωρά σε αυτόν τον χάρτη.</w:t>
       </w:r>
     </w:p>
     <w:p>
@@ -1554,10 +1527,7 @@
     </w:p>
     <w:p>
       <w:r>
-        <w:rPr>
-          <w:b w:val="0"/>
-        </w:rPr>
-        <w:t>Αυτό είναι το πιο ριζικό εκκλησιολογικό ερώτημα του ΧΤΧ: παράγει η εκκλησιαστική ζωή ανθρώπους ικανούς να απαντούν οι ίδιοι στον Θεό; Η ριζικότητά του δεν απαιτεί την άρνηση του θεσμού. Αντίθετα, απαιτεί από τον θεσμό να δείξει την πιστότητά του στον προορισμό για τον οποίο υπάρχει.</w:t>
+        <w:t>Ένα από τα κεντρικά εκκλησιολογικά ερωτήματα του ΧΤΧ μπορεί, επομένως, να διατυπωθεί ως εξής: παράγει η εκκλησιαστική ζωή ανθρώπους ικανούς να απαντούν οι ίδιοι στον Θεό; Αυτή η διατύπωση του ερωτήματος δεν απαιτεί την άρνηση του θεσμού. Απαιτεί από τον θεσμό να δείξει την πιστότητά του στον προορισμό για τον οποίο υπάρχει.</w:t>
       </w:r>
     </w:p>
     <w:p>
@@ -2198,10 +2168,7 @@
     </w:p>
     <w:p>
       <w:r>
-        <w:rPr>
-          <w:b w:val="0"/>
-        </w:rPr>
-        <w:t>Η ισχυρότερη ένσταση δεν συνίσταται στην άρνηση κάθε πραγματικότητας. Διατυπώνεται ως εξής: γιατί η αναγνώριση της δυνατότητας σφάλματος των χαρτών δεν μπορεί να συνδυαστεί με περιορισμένα, αναθεωρήσιμα κριτήρια, χωρίς ένα ενιαίο μέγιστο Θεμέλιο; Η απάντηση του ΧΤΧ επικαλείται την αναδρομή των κριτηρίων και τον κίνδυνο απολυτοποίησης του επιμέρους. Για να ολοκληρωθεί η διαμάχη, πρέπει να δειχθεί γιατί αυτή η αναδρομή απαιτεί ακριβώς προσωπικό θεμέλιο και με ποιον τρόπο η ανθρώπινη αναφορά σε αυτό αποφεύγει να μετατρέψει την ίδια την εικόνα του Θεού σε έναν ακόμη χάρτη προστατευμένο από τον έλεγχο.</w:t>
+        <w:t>Μια ουσιαστική ένσταση δεν συνίσταται στην άρνηση κάθε πραγματικότητας. Διατυπώνεται ως εξής: γιατί η αναγνώριση της δυνατότητας σφάλματος των χαρτών δεν μπορεί να συνδυαστεί με περιορισμένα, αναθεωρήσιμα κριτήρια, χωρίς ένα ενιαίο μέγιστο Θεμέλιο; Η απάντηση του ΧΤΧ επικαλείται την αναδρομή των κριτηρίων και τον κίνδυνο απολυτοποίησης του επιμέρους. Για να ολοκληρωθεί η διαμάχη, πρέπει να δειχθεί γιατί αυτή η αναδρομή απαιτεί ακριβώς προσωπικό θεμέλιο και με ποιον τρόπο η ανθρώπινη αναφορά σε αυτό αποφεύγει να μετατρέψει την ίδια την εικόνα του Θεού σε έναν ακόμη χάρτη προστατευμένο από τον έλεγχο.</w:t>
       </w:r>
     </w:p>
     <w:p>
@@ -2578,10 +2545,7 @@
     </w:p>
     <w:p>
       <w:r>
-        <w:rPr>
-          <w:b w:val="0"/>
-        </w:rPr>
-        <w:t>Η περιεκτικότερη ανασυγκρότηση του ΧΤΧ είναι η εξής: ο άνθρωπος λαμβάνει το είναι, αλλά καλείται να απαντήσει ο ίδιος· η δική του απάντηση απαιτεί διάκριση της Πραγματικότητας από τον χάρτη του, αποδοχή των συνεπειών και ανοικτότητα στη διόρθωση· ο χριστιανισμός αποκαλύπτει το έσχατο θεμέλιο αυτής της απάντησης στον Τριαδικό Θεό και τον προορισμό της στην αιώνια κοινωνία· οι ιστορικές μορφές αξιολογούνται ως προς το αν καθιστούν μια τέτοια απάντηση δυνατή.</w:t>
+        <w:t>Η κεντρική θέση του ΧΤΧ μπορεί να ανασυγκροτηθεί ως εξής: ο άνθρωπος λαμβάνει το είναι, αλλά καλείται να απαντήσει ο ίδιος· η δική του απάντηση απαιτεί διάκριση της Πραγματικότητας από τον χάρτη του, αποδοχή των συνεπειών και ανοικτότητα στη διόρθωση· ο χριστιανισμός αποκαλύπτει το έσχατο θεμέλιο αυτής της απάντησης στον Τριαδικό Θεό και τον προορισμό της στην αιώνια κοινωνία· οι ιστορικές μορφές αξιολογούνται ως προς το αν καθιστούν μια τέτοια απάντηση δυνατή.</w:t>
       </w:r>
     </w:p>
     <w:p>
@@ -3563,7 +3527,7 @@
         <w:rPr>
           <w:b w:val="0"/>
         </w:rPr>
-        <w:t xml:space="preserve"> Ιεροδιάκονος Παντελεήμων (Ατζιντζάλ). «Προς τους Χριστιανούς του Τρίτου Χιλιετηρίου. Στοχασμοί ενός Αμπχάζιου εξόριστου». Πλήρης ρωσική έκδοση με το «Δοκίμιο εφαρμοσμένης μεταφυσικής του υποκειμένου», τον θεολογικό κύκλο και τα παραρτήματα. Στα περιεχόμενα αυτής της έκδοσης το «Δοκίμιο…» αρχίζει στη σ.5· «Η αφετηρία. Κάποτε αρχέγονη» στη σ.39· «Για τη φύση της πίστης» στη σ.50· «Προς μια μεταφυσική του προσώπου» στη σ.64· «Η γλώσσα του Θεού» στη σ.77· «Οι λειτουργίες της Εκκλησίας» στη σ.85· «Προς μια οντολογία του Λόγου» στη σ.99· «Η πίστη ως επάρκεια» στη σ.119· «Η Εκκλησία ως υποδομή διαμόρφωσης της προσωπικής εσχατολογίας» στη σ.135. Στην ανάλυση προτιμώνται οι τίτλοι των ενοτήτων, επειδή η σελιδαρίθμηση του DOCX εξαρτάται από την προβολή.</w:t>
+        <w:t xml:space="preserve"> ιεροδιάκονος Παντελεήμων (Ατζιντζάλ). «Προς τους Χριστιανούς του Τρίτου Χιλιετηρίου. Στοχασμοί ενός Αμπχάζιου εξόριστου». Πλήρης ρωσική έκδοση με το «Δοκίμιο εφαρμοσμένης μεταφυσικής του υποκειμένου», τον θεολογικό κύκλο και τα παραρτήματα. Στα περιεχόμενα αυτής της έκδοσης το «Δοκίμιο…» αρχίζει στη σ.5· «Η αφετηρία. Κάποτε αρχέγονη» στη σ.39· «Για τη φύση της πίστης» στη σ.50· «Προς μια μεταφυσική του προσώπου» στη σ.64· «Η γλώσσα του Θεού» στη σ.77· «Οι λειτουργίες της Εκκλησίας» στη σ.85· «Προς μια οντολογία του Λόγου» στη σ.99· «Η πίστη ως επάρκεια» στη σ.119· «Η Εκκλησία ως υποδομή διαμόρφωσης της προσωπικής εσχατολογίας» στη σ.135. Στην ανάλυση προτιμώνται οι τίτλοι των ενοτήτων, επειδή η σελιδαρίθμηση του DOCX εξαρτάται από την προβολή.</w:t>
       </w:r>
     </w:p>
     <w:p>

--- a/docs/exposition/downloads/CTM_analysis_el.docx
+++ b/docs/exposition/downloads/CTM_analysis_el.docx
@@ -1728,18 +1728,12 @@
     </w:p>
     <w:p>
       <w:r>
-        <w:rPr>
-          <w:b w:val="0"/>
-        </w:rPr>
-        <w:t>Η κύρια θεολογική αρχή είναι ότι η ενέργεια του Θεού δεν πρέπει να νοείται ως ανταγωνιστής της ανθρώπινης πράξης. Αν η χάρη θεραπεύει την ανθρώπινη φύση, αποτέλεσμα είναι πληρέστερη ικανότητα του ανθρώπου να απαντά, όχι εξαφάνιση του δημιουργού της απάντησης.</w:t>
-      </w:r>
-    </w:p>
-    <w:p>
-      <w:r>
-        <w:rPr>
-          <w:b w:val="0"/>
-        </w:rPr>
-        <w:t>Έτσι, όμως, διατυπώνεται αρχή συμβατότητας, όχι εξαντλητική θεωρία της συνέργειας. Πώς συνδέονται η θεία ενέργεια και η ανθρώπινη αιτιότητα σε μια συγκεκριμένη ελεύθερη πράξη; Πού διακρίνονται φυσική ικανότητα, θεραπεία από τη χάρη και προσωπική αποδοχή; Ο συγγραφέας αφήνει αυτά τα ερωτήματα ανοικτά. Γι’ αυτό δεν μπορούμε ούτε να θεωρήσουμε τη χάρη απούσα από το ΧΤΧ ούτε να κρίνουμε το πρόβλημα πλήρως λυμένο.</w:t>
+        <w:t>Στο ΧΤΧ η χάρη προϋποτίθεται εξαρχής ως όρος δυνατότητας της ανθρώπινης επιλογής και της προσωπικής απάντησης. Στην «Ερμηνευτική προϋπόθεση» του ΧΤΧ I αυτό αφορά ρητά όλες τις θέσεις για την επιλογή και την ικανότητα του υποκειμένου να υιοθετεί συγκεκριμένη στάση. Επομένως, η ανθρώπινη πατρότητα της απάντησης νοείται ως πραγμάτωση της ικανότητας δράσης που ο Θεός δωρίζει και θεραπεύει. Η ενέργεια του Θεού δεν πρέπει να νοείται ως ανταγωνιστική προς την ανθρώπινη πράξη: η θεραπεία της φύσης σημαίνει πληρέστερη ικανότητα του ανθρώπου να απαντά, όχι εξαφάνιση του δημιουργού της απάντησης. [ΧΤΧ I, «Ερμηνευτική προϋπόθεση»· ΧΤΧ III, «Αναζητώντας την πνευματολογία», §14.]</w:t>
+      </w:r>
+    </w:p>
+    <w:p>
+      <w:r>
+        <w:t>Ωστόσο, η δυνατότητα της ανθρώπινης πατρότητας που παρέχει η χάρη δεν σημαίνει ότι κάθε απάντηση καθορίζεται από τη χάρη: ο άνθρωπος μπορεί να δώσει ψευδή, καταστροφική και αμαρτωλή απάντηση, για το περιεχόμενο της οποίας φέρει ευθύνη. Συνεπώς, η θέση της χάρης ως όρου δυνατότητας της απάντησης έχει προσδιοριστεί στο ΧΤΧ. Ανοικτή παραμένει μια εξαντλητική θεωρία της σχέσης ανάμεσα στη θεία ενέργεια και την ανθρώπινη αιτιότητα σε συγκεκριμένη ελεύθερη πράξη, συμπεριλαμβανομένης της διάκρισης ανάμεσα στη φυσική ικανότητα, τη θεραπεία από τη χάρη και την προσωπική αποδοχή. Ο συγγραφέας επισημαίνει ρητά αυτό το όριο, το οποίο δεν αναιρεί το ήδη προσδιορισμένο θεμέλιο. [ΧΤΧ III, «Αναζητώντας την πνευματολογία», §§14, 18.]</w:t>
       </w:r>
     </w:p>
     <w:p>

--- a/docs/exposition/downloads/CTM_analysis_el.docx
+++ b/docs/exposition/downloads/CTM_analysis_el.docx
@@ -1728,7 +1728,7 @@
     </w:p>
     <w:p>
       <w:r>
-        <w:t>Στο ΧΤΧ η χάρη προϋποτίθεται εξαρχής ως όρος δυνατότητας της ανθρώπινης επιλογής και της προσωπικής απάντησης. Στην «Ερμηνευτική προϋπόθεση» του ΧΤΧ I αυτό αφορά ρητά όλες τις θέσεις για την επιλογή και την ικανότητα του υποκειμένου να υιοθετεί συγκεκριμένη στάση. Επομένως, η ανθρώπινη πατρότητα της απάντησης νοείται ως πραγμάτωση της ικανότητας δράσης που ο Θεός δωρίζει και θεραπεύει. Η ενέργεια του Θεού δεν πρέπει να νοείται ως ανταγωνιστική προς την ανθρώπινη πράξη: η θεραπεία της φύσης σημαίνει πληρέστερη ικανότητα του ανθρώπου να απαντά, όχι εξαφάνιση του δημιουργού της απάντησης. [ΧΤΧ I, «Ερμηνευτική προϋπόθεση»· ΧΤΧ III, «Αναζητώντας την πνευματολογία», §14.]</w:t>
+        <w:t>Στο ΧΤΧ η χάρη νοείται ως ορίζοντας που δωρίζει ο Τριαδικός Προσωπικός Θεός, μέσα στον οποίο καθίστανται δυνατές η ελευθερία, η ανθρωπινότητα και η προσωπική απάντηση του ανθρώπου. Η διατύπωση αυτή διευκρινίστηκε από τον συγγραφέα κατά την προετοιμασία της παρούσας έκθεσης. Όταν ο άνθρωπος δεν αναγνωρίζει και δεν οικειώνεται τον ορίζοντα ελευθερίας και ανθρωπινότητας που δωρίζει ο Τριαδικός Προσωπικός Θεός, κινδυνεύει να χάνει την ήδη κατακτημένη ανθρώπινη (προσωπική) υποκειμενότητα. Το θεμέλιο αυτής της διευκρίνισης βρίσκεται στην «Ερμηνευτική προϋπόθεση» του ΧΤΧ I: η χάρη προϋποτίθεται ως όρος δυνατότητας της επιλογής σε όλες τις θέσεις για την επιλογή και την ικανότητα του υποκειμένου να υιοθετεί συγκεκριμένη στάση. Επομένως, η ανθρώπινη πατρότητα της απάντησης νοείται ως πραγμάτωση της ικανότητας δράσης που ο Θεός δωρίζει και θεραπεύει. Η ενέργεια του Θεού δεν πρέπει να νοείται ως ανταγωνιστική προς την ανθρώπινη πράξη: η θεραπεία της φύσης σημαίνει πληρέστερη ικανότητα του ανθρώπου να απαντά, όχι εξαφάνιση του δημιουργού της απάντησης. [ΧΤΧ I, «Ερμηνευτική προϋπόθεση»· ΧΤΧ III, «Αναζητώντας την πνευματολογία», §14.]</w:t>
       </w:r>
     </w:p>
     <w:p>

--- a/docs/exposition/downloads/CTM_analysis_el.docx
+++ b/docs/exposition/downloads/CTM_analysis_el.docx
@@ -1728,7 +1728,7 @@
     </w:p>
     <w:p>
       <w:r>
-        <w:t>Στο ΧΤΧ η χάρη νοείται ως ορίζοντας που δωρίζει ο Τριαδικός Προσωπικός Θεός, μέσα στον οποίο καθίστανται δυνατές η ελευθερία, η ανθρωπινότητα και η προσωπική απάντηση του ανθρώπου. Η διατύπωση αυτή διευκρινίστηκε από τον συγγραφέα κατά την προετοιμασία της παρούσας έκθεσης. Όταν ο άνθρωπος δεν αναγνωρίζει και δεν οικειώνεται τον ορίζοντα ελευθερίας και ανθρωπινότητας που δωρίζει ο Τριαδικός Προσωπικός Θεός, κινδυνεύει να χάνει την ήδη κατακτημένη ανθρώπινη (προσωπική) υποκειμενότητα. Το θεμέλιο αυτής της διευκρίνισης βρίσκεται στην «Ερμηνευτική προϋπόθεση» του ΧΤΧ I: η χάρη προϋποτίθεται ως όρος δυνατότητας της επιλογής σε όλες τις θέσεις για την επιλογή και την ικανότητα του υποκειμένου να υιοθετεί συγκεκριμένη στάση. Επομένως, η ανθρώπινη πατρότητα της απάντησης νοείται ως πραγμάτωση της ικανότητας δράσης που ο Θεός δωρίζει και θεραπεύει. Η ενέργεια του Θεού δεν πρέπει να νοείται ως ανταγωνιστική προς την ανθρώπινη πράξη: η θεραπεία της φύσης σημαίνει πληρέστερη ικανότητα του ανθρώπου να απαντά, όχι εξαφάνιση του δημιουργού της απάντησης. [ΧΤΧ I, «Ερμηνευτική προϋπόθεση»· ΧΤΧ III, «Αναζητώντας την πνευματολογία», §14.]</w:t>
+        <w:t>Στο ΧΤΧ η χάρη νοείται ως ορίζοντας που δωρίζει ο Τριαδικός Προσωπικός Θεός, μέσα στον οποίο ο άνθρωπος μπορεί να είναι ελεύθερος, να είναι άνθρωπος με την έννοια του προσώπου και να δίνει τη δική του απάντηση. Η διατύπωση αυτή διευκρινίστηκε από τον συγγραφέα κατά την προετοιμασία της παρούσας έκθεσης. Όταν ο άνθρωπος δεν αναγνωρίζει και δεν οικειώνεται αυτόν τον δωρισμένο ορίζοντα, κινδυνεύει να χάνει την ήδη κατακτημένη ανθρώπινη (προσωπική) υποκειμενότητα. Το θεμέλιο αυτής της διευκρίνισης βρίσκεται στην «Ερμηνευτική προϋπόθεση» του ΧΤΧ I: η χάρη προϋποτίθεται ως όρος δυνατότητας της επιλογής σε όλες τις θέσεις για την επιλογή και την ικανότητα του υποκειμένου να υιοθετεί συγκεκριμένη στάση. Επομένως, η ανθρώπινη πατρότητα της απάντησης νοείται ως πραγμάτωση της ικανότητας δράσης που ο Θεός δωρίζει και θεραπεύει. Η ενέργεια του Θεού δεν πρέπει να νοείται ως ανταγωνιστική προς την ανθρώπινη πράξη: η θεραπεία της φύσης σημαίνει πληρέστερη ικανότητα του ανθρώπου να απαντά, όχι εξαφάνιση του δημιουργού της απάντησης. [ΧΤΧ I, «Ερμηνευτική προϋπόθεση»· ΧΤΧ III, «Αναζητώντας την πνευματολογία», §14.]</w:t>
       </w:r>
     </w:p>
     <w:p>
